--- a/data/revised_2026-10_full/tracked/v2/Chemistry/SS1.4_Chemical_Bonding/Chemistry_Chemical_Bonding_SummaryTable_TRACKED.docx
+++ b/data/revised_2026-10_full/tracked/v2/Chemistry/SS1.4_Chemical_Bonding/Chemistry_Chemical_Bonding_SummaryTable_TRACKED.docx
@@ -736,7 +736,7 @@
               </w:rPr>
               <w:t xml:space="preserve">Learners completed an electron configuration table for </w:t>
             </w:r>
-            <w:del w:id="9001" w:author="Claude (AI) - proposed" w:date="2026-10-15T03:01:07Z">
+            <w:del w:id="9001" w:author="Claude (AI) - proposed" w:date="2026-10-18T00:26:48Z">
               <w:r>
                 <w:rPr>
                   <w:rFonts w:ascii="Arial" w:cs="Arial" w:eastAsia="Arial" w:hAnsi="Arial"/>
@@ -751,7 +751,7 @@
                 <w:delText xml:space="preserve">16</w:delText>
               </w:r>
             </w:del>
-            <w:ins w:id="9002" w:author="Claude (AI) - proposed" w:date="2026-10-15T03:01:07Z">
+            <w:ins w:id="9002" w:author="Claude (AI) - proposed" w:date="2026-10-18T00:26:48Z">
               <w:r>
                 <w:rPr>
                   <w:rFonts w:ascii="Arial" w:cs="Arial" w:eastAsia="Arial" w:hAnsi="Arial"/>
@@ -845,7 +845,7 @@
               </w:rPr>
               <w:t xml:space="preserve">Carbon's 4 unpaired valence electrons mean it can form 4 bonds — the octet rule is the engine driving this. In diamond and graphite, carbon uses </w:t>
             </w:r>
-            <w:del w:id="9003" w:author="Claude (AI) - proposed" w:date="2026-10-15T03:01:07Z">
+            <w:del w:id="9003" w:author="Claude (AI) - proposed" w:date="2026-10-18T00:26:48Z">
               <w:r>
                 <w:rPr>
                   <w:rFonts w:ascii="Arial" w:cs="Arial" w:eastAsia="Arial" w:hAnsi="Arial"/>
@@ -860,7 +860,7 @@
                 <w:delText xml:space="preserve">all</w:delText>
               </w:r>
             </w:del>
-            <w:ins w:id="9004" w:author="Claude (AI) - proposed" w:date="2026-10-15T03:01:07Z">
+            <w:ins w:id="9004" w:author="Claude (AI) - proposed" w:date="2026-10-18T00:26:48Z">
               <w:r>
                 <w:rPr>
                   <w:rFonts w:ascii="Arial" w:cs="Arial" w:eastAsia="Arial" w:hAnsi="Arial"/>
@@ -888,7 +888,7 @@
               </w:rPr>
               <w:t xml:space="preserve"> 4 valence electrons </w:t>
             </w:r>
-            <w:del w:id="9005" w:author="Claude (AI) - proposed" w:date="2026-10-15T03:01:07Z">
+            <w:del w:id="9005" w:author="Claude (AI) - proposed" w:date="2026-10-18T00:26:48Z">
               <w:r>
                 <w:rPr>
                   <w:rFonts w:ascii="Arial" w:cs="Arial" w:eastAsia="Arial" w:hAnsi="Arial"/>
@@ -903,7 +903,7 @@
                 <w:delText xml:space="preserve">in different bonding geometries</w:delText>
               </w:r>
             </w:del>
-            <w:ins w:id="9006" w:author="Claude (AI) - proposed" w:date="2026-10-15T03:01:07Z">
+            <w:ins w:id="9006" w:author="Claude (AI) - proposed" w:date="2026-10-18T00:26:48Z">
               <w:r>
                 <w:rPr>
                   <w:rFonts w:ascii="Arial" w:cs="Arial" w:eastAsia="Arial" w:hAnsi="Arial"/>
@@ -1822,7 +1822,7 @@
               </w:rPr>
               <w:t xml:space="preserve">Learners identified that bond type appears to determine physical properties: ionic compounds (NaCl) conduct only when dissolved because ions become free to move; simple molecular compounds (sugar) do not conduct even in solution because they do not form ions; giant metallic structures (aluminium) conduct as solids because of free electrons; giant covalent structures (SiO₂, diamond) do not conduct. They recognised that graphite is an anomaly within giant covalent structures — it conducts — and that this anomaly traces directly back to the anchoring phenomenon. Pattern Statements were recorded and partially completed, with the graphite/diamond distinction flagged </w:t>
             </w:r>
-            <w:del w:id="9007" w:author="Claude (AI) - proposed" w:date="2026-10-15T03:01:07Z">
+            <w:del w:id="9007" w:author="Claude (AI) - proposed" w:date="2026-10-18T00:26:48Z">
               <w:r>
                 <w:rPr>
                   <w:rFonts w:ascii="Arial" w:cs="Arial" w:eastAsia="Arial" w:hAnsi="Arial"/>
@@ -1837,7 +1837,7 @@
                 <w:delText xml:space="preserve">as an open question for</w:delText>
               </w:r>
             </w:del>
-            <w:ins w:id="9008" w:author="Claude (AI) - proposed" w:date="2026-10-15T03:01:07Z">
+            <w:ins w:id="9008" w:author="Claude (AI) - proposed" w:date="2026-10-18T00:26:48Z">
               <w:r>
                 <w:rPr>
                   <w:rFonts w:ascii="Arial" w:cs="Arial" w:eastAsia="Arial" w:hAnsi="Arial"/>
@@ -1898,7 +1898,7 @@
               </w:rPr>
               <w:t xml:space="preserve">Learners updated their </w:t>
             </w:r>
-            <w:del w:id="9009" w:author="Claude (AI) - proposed" w:date="2026-10-15T03:01:07Z">
+            <w:del w:id="9009" w:author="Claude (AI) - proposed" w:date="2026-10-18T00:26:48Z">
               <w:r>
                 <w:rPr>
                   <w:rFonts w:ascii="Arial" w:cs="Arial" w:eastAsia="Arial" w:hAnsi="Arial"/>
@@ -1913,7 +1913,7 @@
                 <w:delText xml:space="preserve">cumulative Bond-Type Property</w:delText>
               </w:r>
             </w:del>
-            <w:ins w:id="9010" w:author="Claude (AI) - proposed" w:date="2026-10-15T03:01:07Z">
+            <w:ins w:id="9010" w:author="Claude (AI) - proposed" w:date="2026-10-18T00:26:48Z">
               <w:r>
                 <w:rPr>
                   <w:rFonts w:ascii="Arial" w:cs="Arial" w:eastAsia="Arial" w:hAnsi="Arial"/>
@@ -1941,7 +1941,7 @@
               </w:rPr>
               <w:t xml:space="preserve"> Model with evidence from all three stations, adding a column for physical property data and revising earlier entries where new evidence contradicted prior predictions. They posted yellow (evidence confirmed) and blue (new questions) notes on the Driving Question Board, clustering open questions around the carbon paradox. The model's Giant Covalent row now contains a two-cell diamond/graphite sub-table distinguishing their conductivity results, with the explanation cell </w:t>
             </w:r>
-            <w:del w:id="9011" w:author="Claude (AI) - proposed" w:date="2026-10-15T03:01:07Z">
+            <w:del w:id="9011" w:author="Claude (AI) - proposed" w:date="2026-10-18T00:26:48Z">
               <w:r>
                 <w:rPr>
                   <w:rFonts w:ascii="Arial" w:cs="Arial" w:eastAsia="Arial" w:hAnsi="Arial"/>
@@ -1956,7 +1956,7 @@
                 <w:delText xml:space="preserve">left intentionally incomplete and marked as the key unresolved question to be addressed</w:delText>
               </w:r>
             </w:del>
-            <w:ins w:id="9012" w:author="Claude (AI) - proposed" w:date="2026-10-15T03:01:07Z">
+            <w:ins w:id="9012" w:author="Claude (AI) - proposed" w:date="2026-10-18T00:26:48Z">
               <w:r>
                 <w:rPr>
                   <w:rFonts w:ascii="Arial" w:cs="Arial" w:eastAsia="Arial" w:hAnsi="Arial"/>
@@ -2413,7 +2413,7 @@
               </w:rPr>
               <w:t xml:space="preserve">Learners can explain how digital simulations visualise the 3-D tetrahedral network of diamond (no free electrons, no conductivity) and the layered hexagonal structure of graphite (delocalised </w:t>
             </w:r>
-            <w:del w:id="9013" w:author="Claude (AI) - proposed" w:date="2026-10-15T03:01:07Z">
+            <w:del w:id="9013" w:author="Claude (AI) - proposed" w:date="2026-10-18T00:26:48Z">
               <w:r>
                 <w:rPr>
                   <w:rFonts w:ascii="Arial" w:cs="Arial" w:eastAsia="Arial" w:hAnsi="Arial"/>
@@ -2595,7 +2595,7 @@
               </w:rPr>
               <w:t xml:space="preserve">Students learned that the three-dimensional geometry of chemical bonds — 109.5° tetrahedral in diamond and SiO₂, 120° trigonal planar within graphite layers, and the alternating octahedral arrangement in the NaCl lattice — is the direct structural cause of every physical property the class has investigated across Lessons 1–11. Specifically: all four covalent bonds in diamond are used for bonding (no free electrons → insulator; rigid 3-D network → hardest natural substance); graphite</w:t>
             </w:r>
-            <w:del w:id="9014" w:author="Claude (AI) - proposed" w:date="2026-10-15T03:01:07Z">
+            <w:del w:id="9014" w:author="Claude (AI) - proposed" w:date="2026-10-18T00:26:48Z">
               <w:r>
                 <w:rPr>
                   <w:rFonts w:ascii="Arial" w:cs="Arial" w:eastAsia="Arial" w:hAnsi="Arial"/>
@@ -2610,7 +2610,7 @@
                 <w:delText xml:space="preserve">'s third bond delocalises one electron per carbon</w:delText>
               </w:r>
             </w:del>
-            <w:ins w:id="9015" w:author="Claude (AI) - proposed" w:date="2026-10-15T03:01:07Z">
+            <w:ins w:id="9015" w:author="Claude (AI) - proposed" w:date="2026-10-18T00:26:48Z">
               <w:r>
                 <w:rPr>
                   <w:rFonts w:ascii="Arial" w:cs="Arial" w:eastAsia="Arial" w:hAnsi="Arial"/>
@@ -2947,7 +2947,7 @@
         </w:rPr>
         <w:t xml:space="preserve">© 2026 SeaVuria and ARES. This work is licensed under a </w:t>
       </w:r>
-      <w:hyperlink w:history="1" r:id="rIdvareq6t1ba7dzxwm_2lw2">
+      <w:hyperlink w:history="1" r:id="rIdibybzbrcgfi-3beji4myo">
         <w:r>
           <w:rPr>
             <w:rFonts w:ascii="Arial" w:cs="Arial" w:eastAsia="Arial" w:hAnsi="Arial"/>
@@ -2967,7 +2967,7 @@
         </w:rPr>
         <w:t xml:space="preserve"> (</w:t>
       </w:r>
-      <w:hyperlink w:history="1" r:id="rIdpeuywfuwsfig4t2ly0zr5">
+      <w:hyperlink w:history="1" r:id="rIdgmeoutjzmhl35dyswriqq">
         <w:r>
           <w:rPr>
             <w:rFonts w:ascii="Arial" w:cs="Arial" w:eastAsia="Arial" w:hAnsi="Arial"/>
@@ -2987,7 +2987,7 @@
         </w:rPr>
         <w:t xml:space="preserve">). To view a copy of this license, visit </w:t>
       </w:r>
-      <w:hyperlink w:history="1" r:id="rId9qh9nxdbxc51-mekw37i-">
+      <w:hyperlink w:history="1" r:id="rId6abv26pdqgdtyrcnpaxu_">
         <w:r>
           <w:rPr>
             <w:rFonts w:ascii="Arial" w:cs="Arial" w:eastAsia="Arial" w:hAnsi="Arial"/>
